--- a/ESTRUCTURALS/ACT_EXTR_FAV.docx
+++ b/ESTRUCTURALS/ACT_EXTR_FAV.docx
@@ -153,27 +153,13 @@
         <w:pStyle w:val="Ttulo2"/>
       </w:pPr>
       <w:r>
-        <w:t>[[ASSIST_FARMACIOLA]] Assistència sanitària (farmaciola)</w:t>
+        <w:t>[[ASSIST]] Assistència sanitària</w:t>
       </w:r>
     </w:p>
     <w:p>
       <w:pPr/>
       <w:r>
-        <w:t>Assistència sanitària. Es disposarà dels dispositius d’assistència sanitària que consten en el Pla d’Autoprotecció homologat o, en el seu defecte, els necessaris segons l’Article 48 del DECRET 112/2010. En aquest cas s’ha de disposar d'una farmaciola amb els materials i els equips adequats per facilitar primeres cures en cas d'accident, malaltia o crisi sobtada.</w:t>
-      </w:r>
-    </w:p>
-    <w:p>
-      <w:pPr>
-        <w:pStyle w:val="Ttulo2"/>
-      </w:pPr>
-      <w:r>
-        <w:t>[[ASSIST_INFERMERIA]] Assistència sanitària (infermeria)</w:t>
-      </w:r>
-    </w:p>
-    <w:p>
-      <w:pPr/>
-      <w:r>
-        <w:t>Assistència sanitària. Es disposarà dels dispositius d’assistència sanitària que consten en el Pla d’Autoprotecció homologat o, en el seu defecte, els necessaris segons l’Article 48 del DECRET 112/2010. En aquest cas s’ha de disposar d'una infermeria amb instal·lacions, materials i equips adequats per prestar els primers auxilis en cas d'accident, malaltia o crisi sobtada. La infermeria pot ser substituïda per una farmaciola i la presència de vehicles medicalitzats mentre l'establiment estigui obert al públic o l'activitat recreativa s'estigui duent a terme.</w:t>
+        <w:t>Assistència sanitària. Es disposarà dels dispositius d’assistència sanitària que consten en el Pla d’Autoprotecció homologat o, en el seu defecte, els necessaris segons l’Article 48 del DECRET 112/2010. En aquest cas {{ASSISTENCIA}}.</w:t>
       </w:r>
     </w:p>
     <w:p>
@@ -229,7 +215,7 @@
     <w:p>
       <w:pPr/>
       <w:r>
-        <w:t>S’acredita la disponibilitat de l’espai.</w:t>
+        <w:t>Espai. S’acredita la disponibilitat de l’espai.</w:t>
       </w:r>
     </w:p>
     <w:p>
@@ -237,13 +223,27 @@
         <w:pStyle w:val="Ttulo2"/>
       </w:pPr>
       <w:r>
-        <w:t>[[FAV_PROHIBEIX]] Prohibició de senyals lumíniques</w:t>
+        <w:t>[[FAV_LASERS]] Autorització de senyals lumíniques</w:t>
       </w:r>
     </w:p>
     <w:p>
       <w:pPr/>
       <w:r>
-        <w:t>Es prohibeix l'emissió de qualsevol senyal lumínica amb punts de llum, punters làser o objectes anàlegs que puguin alterar o destorbar la navegació aèria.</w:t>
+        <w:t>Làsers. S’autoritza la utilització de làsers per part del //Departamento de Coordinación Operativa del Espacio Aéreo//.</w:t>
+      </w:r>
+    </w:p>
+    <w:p>
+      <w:pPr>
+        <w:pStyle w:val="Ttulo2"/>
+      </w:pPr>
+      <w:r>
+        <w:t>[[NO_LASERS]] Prohibició de senyals lumíniques</w:t>
+      </w:r>
+    </w:p>
+    <w:p>
+      <w:pPr/>
+      <w:r>
+        <w:t>Làsers. Es prohibeix l'emissió de qualsevol senyal lumínica amb punts de llum, punters làser o objectes anàlegs que puguin alterar o destorbar la navegació aèria.</w:t>
       </w:r>
     </w:p>
     <w:p>
@@ -333,6 +333,118 @@
         <w:pStyle w:val="Ttulo1"/>
       </w:pPr>
       <w:r>
+        <w:t>RÈTOLS INFORMATIUS</w:t>
+      </w:r>
+    </w:p>
+    <w:p>
+      <w:pPr>
+        <w:pStyle w:val="Ttulo2"/>
+      </w:pPr>
+      <w:r>
+        <w:t>[[FAV_RETOLS_INTRO]] ::TEXT:: Rètols</w:t>
+      </w:r>
+    </w:p>
+    <w:p>
+      <w:pPr/>
+      <w:r>
+        <w:t>RÈTOLS INFORMATIUS</w:t>
+      </w:r>
+    </w:p>
+    <w:p>
+      <w:pPr/>
+      <w:r>
+        <w:t>L’activitat haurà de disposar dels rètols informatius següents:</w:t>
+      </w:r>
+    </w:p>
+    <w:p>
+      <w:pPr>
+        <w:pStyle w:val="Ttulo2"/>
+      </w:pPr>
+      <w:r>
+        <w:t>[[FAV_RETOL_ID]] Identificació</w:t>
+      </w:r>
+    </w:p>
+    <w:p>
+      <w:pPr/>
+      <w:r>
+        <w:t>D’identificació i informació.</w:t>
+      </w:r>
+    </w:p>
+    <w:p>
+      <w:pPr>
+        <w:pStyle w:val="Ttulo2"/>
+      </w:pPr>
+      <w:r>
+        <w:t>[[FAV_RETOL_RECLAMACIO]] Fulls de reclamació</w:t>
+      </w:r>
+    </w:p>
+    <w:p>
+      <w:pPr/>
+      <w:r>
+        <w:t>Disposar dels fulls oficials de queixa, reclamació o denúncia.</w:t>
+      </w:r>
+    </w:p>
+    <w:p>
+      <w:pPr>
+        <w:pStyle w:val="Ttulo2"/>
+      </w:pPr>
+      <w:r>
+        <w:t>[[FAV_RETOL_SO]] Nivells sonors</w:t>
+      </w:r>
+    </w:p>
+    <w:p>
+      <w:pPr/>
+      <w:r>
+        <w:t>Nivells sonors que poden lesionar seriosament l’oïda (&gt;90 dB(A)).</w:t>
+      </w:r>
+    </w:p>
+    <w:p>
+      <w:pPr>
+        <w:pStyle w:val="Ttulo2"/>
+      </w:pPr>
+      <w:r>
+        <w:t>[[FAV_RETOL_ADMISSIO]] Admissió</w:t>
+      </w:r>
+    </w:p>
+    <w:p>
+      <w:pPr/>
+      <w:r>
+        <w:t>Dret d’admissió (si escau).</w:t>
+      </w:r>
+    </w:p>
+    <w:p>
+      <w:pPr>
+        <w:pStyle w:val="Ttulo2"/>
+      </w:pPr>
+      <w:r>
+        <w:t>[[FAV_RETOL_ADMISSIO_NOTA]] ::NOTE:: Nota admissió</w:t>
+      </w:r>
+    </w:p>
+    <w:p>
+      <w:pPr/>
+      <w:r>
+        <w:t>Si l'organitzador de l'activitat vol determinar condicions d'accés, haurà de comunicar l'exercici del dret d'admissió, si s'escau, a la Generalitat, mitjançant el tràmit electrònic corresponent, per tal que el servei territorial corresponent validi aquestes condicions.</w:t>
+      </w:r>
+    </w:p>
+    <w:p>
+      <w:pPr>
+        <w:pStyle w:val="Ttulo2"/>
+      </w:pPr>
+      <w:r>
+        <w:t>[[FAV_RETOL_ALCOHOL]] Alcohol menors</w:t>
+      </w:r>
+    </w:p>
+    <w:p>
+      <w:pPr/>
+      <w:r>
+        <w:t>Prohibició de venda i subministrament d’alcohol a menors d’edat.</w:t>
+      </w:r>
+    </w:p>
+    <w:p>
+      <w:pPr>
+        <w:pStyle w:val="Ttulo1"/>
+      </w:pPr>
+      <w:r>
         <w:t>CONDICIONS DE LA LLICÈNCIA</w:t>
       </w:r>
     </w:p>
@@ -352,10 +464,32 @@
     </w:p>
     <w:p>
       <w:pPr>
+        <w:pStyle w:val="Ttulo1"/>
+      </w:pPr>
+      <w:r>
+        <w:t>CONCLUSIONS</w:t>
+      </w:r>
+    </w:p>
+    <w:p>
+      <w:pPr>
         <w:pStyle w:val="Ttulo2"/>
       </w:pPr>
       <w:r>
-        <w:t>[[FAV_TITULAR]] ::TEXT:: Responsabilitat del titular</w:t>
+        <w:t>[[FAV_CONCLUSIONS]] ::HEADER:: Capçalera conclusions</w:t>
+      </w:r>
+    </w:p>
+    <w:p>
+      <w:pPr/>
+      <w:r>
+        <w:t>CONCLUSIONS</w:t>
+      </w:r>
+    </w:p>
+    <w:p>
+      <w:pPr>
+        <w:pStyle w:val="Ttulo2"/>
+      </w:pPr>
+      <w:r>
+        <w:t>[[FAV_TITULAR]] ::CONC:: Responsabilitat del titular</w:t>
       </w:r>
     </w:p>
     <w:p>
@@ -369,7 +503,7 @@
         <w:pStyle w:val="Ttulo2"/>
       </w:pPr>
       <w:r>
-        <w:t>[[FAV_CLOSING]] ::TEXT:: Tancament</w:t>
+        <w:t>[[FAV_CLOSING]] ::CONC:: Tancament</w:t>
       </w:r>
     </w:p>
     <w:p>

--- a/ESTRUCTURALS/ACT_EXTR_FAV.docx
+++ b/ESTRUCTURALS/ACT_EXTR_FAV.docx
@@ -265,7 +265,7 @@
     <w:p>
       <w:pPr/>
       <w:r>
-        <w:t>Abans de l’inici de l’activitat extraordinària de caràcter esporàdic:</w:t>
+        <w:t>ABANS DE L’INICI DE L’ACTIVITAT EXTRAORDINÀRIA:</w:t>
       </w:r>
     </w:p>
     <w:p>
@@ -273,39 +273,25 @@
         <w:pStyle w:val="Ttulo2"/>
       </w:pPr>
       <w:r>
-        <w:t>[[FAV_PRESENTAR]] Presentació al registre</w:t>
+        <w:t>[[FAV_CERTIFICATS]] Certificats a presentar</w:t>
       </w:r>
     </w:p>
     <w:p>
       <w:pPr/>
       <w:r>
-        <w:t>S’haurà de presentar al Registre Municipal abans de l’inici de l’activitat:</w:t>
-      </w:r>
-    </w:p>
-    <w:p>
-      <w:pPr>
-        <w:pStyle w:val="Ttulo2"/>
-      </w:pPr>
-      <w:r>
-        <w:t>[[FAV_CERTIFICATS]] ::CHILD:: Certificats a presentar</w:t>
+        <w:t>S’haurà de presentar un Certificat d'instal·lació elèctrica i de muntatge signat electrònicament per un tècnic competent o una entitat col·laboradora de l’Administració, en el que es faci constar que el conjunt de les instal·lacions no permanents desmuntables funcionen correctament i complint amb la normativa vigent, d’acord amb l’article 39 del Decret 112/2010, de 31 d’agost, pel qual s’aprova el Reglament d’Espectacles Públics i Activitats Recreatives.</w:t>
       </w:r>
     </w:p>
     <w:p>
       <w:pPr/>
       <w:r>
-        <w:t>Certificat d'instal·lació elèctrica i de muntatge signat electrònicament per un tècnic competent o una entitat col·laboradora de l’Administració, en el que es faci constar que el conjunt de les instal·lacions no permanents desmuntables funcionen correctament i complint amb la normativa vigent, d’acord amb l’article 39 del Decret 112/2010, de 31 d’agost, pel qual s’aprova el Reglament d’Espectacles Públics i Activitats Recreatives.</w:t>
+        <w:t>S’haurà de presentar un Control inicial favorable signat electrònicament per un tècnic competent, en el que es faci constar que la documentació tècnica presentada és suficient i correcta, de la mateixa manera que les característiques de l’activitat són les adients, també d’acord amb l’article 39 del Decret 112/2010, de 31 d’agost, pel qual s’aprova el Reglament d’Espectacles Públics i Activitats Recreatives.</w:t>
       </w:r>
     </w:p>
     <w:p>
       <w:pPr/>
       <w:r>
-        <w:t>Control inicial favorable signat electrònicament per un tècnic competent, en el que es faci constar que la documentació tècnica presentada és suficient i correcta, de la mateixa manera que les característiques de l’activitat són les adients, també d’acord amb l’article 39 del Decret 112/2010, de 31 d’agost, pel qual s’aprova el Reglament d’Espectacles Públics i Activitats Recreatives.</w:t>
-      </w:r>
-    </w:p>
-    <w:p>
-      <w:pPr/>
-      <w:r>
-        <w:t>Certificats de reacció al foc dels elements decoratius instal·lats que no pertanyen a la pròpia llicència de l’establiment, en compliment amb el CTE DB SI 1 Apartat 4 Reacció al foc dels elements constructius, decoratius i de mobiliari.</w:t>
+        <w:t>S’haurà de presentar els Certificats de reacció al foc dels elements decoratius instal·lats que no pertanyen a la pròpia llicència de l’establiment, en compliment amb el CTE DB SI 1 Apartat 4 Reacció al foc dels elements constructius, decoratius i de mobiliari.</w:t>
       </w:r>
     </w:p>
     <w:p>

--- a/ESTRUCTURALS/ACT_EXTR_FAV.docx
+++ b/ESTRUCTURALS/ACT_EXTR_FAV.docx
@@ -327,13 +327,21 @@
         <w:pStyle w:val="Ttulo2"/>
       </w:pPr>
       <w:r>
-        <w:t>[[FAV_RETOLS_INTRO]] ::TEXT:: Rètols</w:t>
+        <w:t>[[FAV_RETOLS_HDR]] ::LABEL:: Rètol de la secció</w:t>
       </w:r>
     </w:p>
     <w:p>
       <w:pPr/>
       <w:r>
         <w:t>RÈTOLS INFORMATIUS</w:t>
+      </w:r>
+    </w:p>
+    <w:p>
+      <w:pPr>
+        <w:pStyle w:val="Ttulo2"/>
+      </w:pPr>
+      <w:r>
+        <w:t>[[FAV_RETOLS_INTRO]] ::TEXT:: Rètols</w:t>
       </w:r>
     </w:p>
     <w:p>

--- a/ESTRUCTURALS/ACT_EXTR_FAV.docx
+++ b/ESTRUCTURALS/ACT_EXTR_FAV.docx
@@ -2,17 +2,16 @@
 <file path=word/document.xml><?xml version="1.0" encoding="utf-8"?>
 <w:document xmlns:wpc="http://schemas.microsoft.com/office/word/2010/wordprocessingCanvas" xmlns:cx="http://schemas.microsoft.com/office/drawing/2014/chartex" xmlns:cx1="http://schemas.microsoft.com/office/drawing/2015/9/8/chartex" xmlns:mc="http://schemas.openxmlformats.org/markup-compatibility/2006" xmlns:o="urn:schemas-microsoft-com:office:office" xmlns:r="http://schemas.openxmlformats.org/officeDocument/2006/relationships" xmlns:m="http://schemas.openxmlformats.org/officeDocument/2006/math" xmlns:v="urn:schemas-microsoft-com:vml" xmlns:wp14="http://schemas.microsoft.com/office/word/2010/wordprocessingDrawing" xmlns:wp="http://schemas.openxmlformats.org/drawingml/2006/wordprocessingDrawing" xmlns:w10="urn:schemas-microsoft-com:office:word" xmlns:w="http://schemas.openxmlformats.org/wordprocessingml/2006/main" xmlns:w14="http://schemas.microsoft.com/office/word/2010/wordml" xmlns:w15="http://schemas.microsoft.com/office/word/2012/wordml" xmlns:w16se="http://schemas.microsoft.com/office/word/2015/wordml/symex" xmlns:wpg="http://schemas.microsoft.com/office/word/2010/wordprocessingGroup" xmlns:wpi="http://schemas.microsoft.com/office/word/2010/wordprocessingInk" xmlns:wne="http://schemas.microsoft.com/office/word/2006/wordml" xmlns:wps="http://schemas.microsoft.com/office/word/2010/wordprocessingShape" mc:Ignorable="w14 w15 w16se wp14">
   <w:body>
-    <w:p>
-      <w:pPr>
-        <w:pStyle w:val="Ttulo1"/>
-      </w:pPr>
-      <w:r>
-        <w:t>Activitats extraordinàries · ACT_EXTR_FAV</w:t>
-      </w:r>
-    </w:p>
-    <w:p>
-      <w:pPr>
-        <w:pStyle w:val="Ttulo1"/>
+    <w:p/>
+    <w:p>
+      <w:pPr>
+        <w:spacing w:after="0"/>
+      </w:pPr>
+    </w:p>
+    <w:p>
+      <w:pPr>
+        <w:spacing w:after="0"/>
+        <w:outlineLvl w:val="0"/>
       </w:pPr>
       <w:r>
         <w:t>DISPOSICIONS LEGALS</w:t>
@@ -20,48 +19,117 @@
     </w:p>
     <w:p>
       <w:pPr>
-        <w:pStyle w:val="Ttulo2"/>
-      </w:pPr>
-      <w:r>
+        <w:spacing w:after="0"/>
+      </w:pPr>
+    </w:p>
+    <w:p>
+      <w:pPr>
+        <w:spacing w:after="0"/>
+        <w:outlineLvl w:val="1"/>
+      </w:pPr>
+      <w:r>
+        <w:rPr>
+          <w:u w:val="single"/>
+        </w:rPr>
         <w:t>Introducció  [FAV_INTRO]</w:t>
       </w:r>
     </w:p>
     <w:p>
+      <w:pPr>
+        <w:spacing w:after="0"/>
+        <w:outlineLvl w:val="2"/>
+      </w:pPr>
+      <w:r>
+        <w:rPr>
+          <w:b/>
+        </w:rPr>
+        <w:t xml:space="preserve">1. </w:t>
+      </w:r>
       <w:r>
         <w:t>Després d’haver comprovat la documentació presentada i sempre i quan es doni compliment a les següents disposicions legals:</w:t>
       </w:r>
     </w:p>
     <w:p>
       <w:pPr>
-        <w:pStyle w:val="Ttulo2"/>
-      </w:pPr>
-      <w:r>
+        <w:spacing w:after="0"/>
+        <w:outlineLvl w:val="1"/>
+      </w:pPr>
+      <w:r>
+        <w:rPr>
+          <w:u w:val="single"/>
+        </w:rPr>
         <w:t>Normativa aplicable  [FAV_NORMATIVA]</w:t>
       </w:r>
     </w:p>
     <w:p>
+      <w:pPr>
+        <w:spacing w:after="0"/>
+        <w:outlineLvl w:val="2"/>
+      </w:pPr>
+      <w:r>
+        <w:rPr>
+          <w:b/>
+        </w:rPr>
+        <w:t xml:space="preserve">2. </w:t>
+      </w:r>
       <w:r>
         <w:t>LLEI 3/2010, del 18 de febrer, de prevenció i seguretat en matèria d'incendis en establiments, activitats, infraestructures i edificis.</w:t>
       </w:r>
     </w:p>
     <w:p>
+      <w:pPr>
+        <w:spacing w:after="0"/>
+        <w:outlineLvl w:val="2"/>
+      </w:pPr>
+      <w:r>
+        <w:rPr>
+          <w:b/>
+        </w:rPr>
+        <w:t xml:space="preserve">3. </w:t>
+      </w:r>
       <w:r>
         <w:t>Instrucció Tècnica Complementària SP-144 Condicions de seguretat en cas d’incendi en activitats esporàdiques.</w:t>
       </w:r>
     </w:p>
     <w:p>
+      <w:pPr>
+        <w:spacing w:after="0"/>
+        <w:outlineLvl w:val="2"/>
+      </w:pPr>
+      <w:r>
+        <w:rPr>
+          <w:b/>
+        </w:rPr>
+        <w:t xml:space="preserve">4. </w:t>
+      </w:r>
       <w:r>
         <w:t>LLEI 11/2009, del 6 de juliol, de regulació administrativa dels espectacles públics i les activitats recreatives.</w:t>
       </w:r>
     </w:p>
     <w:p>
+      <w:pPr>
+        <w:spacing w:after="0"/>
+        <w:outlineLvl w:val="2"/>
+      </w:pPr>
+      <w:r>
+        <w:rPr>
+          <w:b/>
+        </w:rPr>
+        <w:t xml:space="preserve">5. </w:t>
+      </w:r>
       <w:r>
         <w:t>DECRET 112/2010, de 31 d'agost, pel qual s'aprova el Reglament d'espectacles públics i activitats recreatives.</w:t>
       </w:r>
     </w:p>
     <w:p>
       <w:pPr>
-        <w:pStyle w:val="Ttulo1"/>
+        <w:spacing w:after="0"/>
+      </w:pPr>
+    </w:p>
+    <w:p>
+      <w:pPr>
+        <w:spacing w:after="0"/>
+        <w:outlineLvl w:val="0"/>
       </w:pPr>
       <w:r>
         <w:t>CONSIDERACIONS</w:t>
@@ -69,156 +137,329 @@
     </w:p>
     <w:p>
       <w:pPr>
-        <w:pStyle w:val="Ttulo2"/>
-      </w:pPr>
-      <w:r>
+        <w:spacing w:after="0"/>
+      </w:pPr>
+    </w:p>
+    <w:p>
+      <w:pPr>
+        <w:spacing w:after="0"/>
+        <w:outlineLvl w:val="1"/>
+      </w:pPr>
+      <w:r>
+        <w:rPr>
+          <w:u w:val="single"/>
+        </w:rPr>
         <w:t>Encapçalament de consideracions  [FAV_MID]</w:t>
       </w:r>
     </w:p>
     <w:p>
+      <w:pPr>
+        <w:spacing w:after="0"/>
+        <w:outlineLvl w:val="2"/>
+      </w:pPr>
+      <w:r>
+        <w:rPr>
+          <w:b/>
+        </w:rPr>
+        <w:t xml:space="preserve">1. </w:t>
+      </w:r>
       <w:r>
         <w:t>s’informa favorablement tenint en compte les següents consideracions:</w:t>
       </w:r>
     </w:p>
     <w:p>
       <w:pPr>
-        <w:pStyle w:val="Ttulo2"/>
-      </w:pPr>
-      <w:r>
+        <w:spacing w:after="0"/>
+        <w:outlineLvl w:val="1"/>
+      </w:pPr>
+      <w:r>
+        <w:rPr>
+          <w:u w:val="single"/>
+        </w:rPr>
         <w:t>Mobilitat  [MOBILITAT]</w:t>
       </w:r>
     </w:p>
     <w:p>
+      <w:pPr>
+        <w:spacing w:after="0"/>
+        <w:outlineLvl w:val="2"/>
+      </w:pPr>
+      <w:r>
+        <w:rPr>
+          <w:b/>
+        </w:rPr>
+        <w:t xml:space="preserve">2. </w:t>
+      </w:r>
       <w:r>
         <w:t>Mobilitat. Es disposa de l’informe favorable de mobilitat de la Guàrdia Urbana de Cornellà de Llobregat, indicant que no hi ha cap inconvenient per a que es pugui dur a terme el mencionat acte a les dates i establiment sol·licitat.</w:t>
       </w:r>
     </w:p>
     <w:p>
       <w:pPr>
-        <w:pStyle w:val="Ttulo2"/>
-      </w:pPr>
-      <w:r>
+        <w:spacing w:after="0"/>
+        <w:outlineLvl w:val="1"/>
+      </w:pPr>
+      <w:r>
+        <w:rPr>
+          <w:u w:val="single"/>
+        </w:rPr>
         <w:t>Incendis  [INCENDIS]</w:t>
       </w:r>
     </w:p>
     <w:p>
+      <w:pPr>
+        <w:spacing w:after="0"/>
+        <w:outlineLvl w:val="2"/>
+      </w:pPr>
+      <w:r>
+        <w:rPr>
+          <w:b/>
+        </w:rPr>
+        <w:t xml:space="preserve">3. </w:t>
+      </w:r>
       <w:r>
         <w:t>Incendis. Es disposa de l’informe favorable de prevenció i seguretat en matèria d’incendis emès per la Direcció General de Prevenció, Extinció d'Incendis i Salvaments (DGPEIS).</w:t>
       </w:r>
     </w:p>
     <w:p>
       <w:pPr>
-        <w:pStyle w:val="Ttulo2"/>
-      </w:pPr>
-      <w:r>
+        <w:spacing w:after="0"/>
+        <w:outlineLvl w:val="1"/>
+      </w:pPr>
+      <w:r>
+        <w:rPr>
+          <w:u w:val="single"/>
+        </w:rPr>
         <w:t>Pla d’Autoprotecció (Protecció civil de Catalunya)  [PAU_CAT]</w:t>
       </w:r>
     </w:p>
     <w:p>
+      <w:pPr>
+        <w:spacing w:after="0"/>
+        <w:outlineLvl w:val="2"/>
+      </w:pPr>
+      <w:r>
+        <w:rPr>
+          <w:b/>
+        </w:rPr>
+        <w:t xml:space="preserve">4. </w:t>
+      </w:r>
       <w:r>
         <w:t>Pla d’Autoprotecció. Es disposa del certificat d’homologació del Pla d’Autoprotecció per part de Protecció civil de Catalunya.</w:t>
       </w:r>
     </w:p>
     <w:p>
       <w:pPr>
-        <w:pStyle w:val="Ttulo2"/>
-      </w:pPr>
-      <w:r>
+        <w:spacing w:after="0"/>
+        <w:outlineLvl w:val="1"/>
+      </w:pPr>
+      <w:r>
+        <w:rPr>
+          <w:u w:val="single"/>
+        </w:rPr>
         <w:t>Pla d’Autoprotecció (Protecció civil local)  [PAU_LOCAL]</w:t>
       </w:r>
     </w:p>
     <w:p>
+      <w:pPr>
+        <w:spacing w:after="0"/>
+        <w:outlineLvl w:val="2"/>
+      </w:pPr>
+      <w:r>
+        <w:rPr>
+          <w:b/>
+        </w:rPr>
+        <w:t xml:space="preserve">5. </w:t>
+      </w:r>
       <w:r>
         <w:t>Pla d’Autoprotecció. Es disposa del certificat d’homologació del Pla d’Autoprotecció per part de Protecció civil local.</w:t>
       </w:r>
     </w:p>
     <w:p>
       <w:pPr>
-        <w:pStyle w:val="Ttulo2"/>
-      </w:pPr>
-      <w:r>
+        <w:spacing w:after="0"/>
+        <w:outlineLvl w:val="1"/>
+      </w:pPr>
+      <w:r>
+        <w:rPr>
+          <w:u w:val="single"/>
+        </w:rPr>
         <w:t>Responsabilitat civil  [RC]</w:t>
       </w:r>
     </w:p>
     <w:p>
+      <w:pPr>
+        <w:spacing w:after="0"/>
+        <w:outlineLvl w:val="2"/>
+      </w:pPr>
+      <w:r>
+        <w:rPr>
+          <w:b/>
+        </w:rPr>
+        <w:t xml:space="preserve">6. </w:t>
+      </w:r>
       <w:r>
         <w:t>Responsabilitat Civil. Es disposa de la pòlissa d’assegurança de responsabilitat civil, juntament amb el seu corresponent rebut, per la quantia mínima de {{RC_IMPORT}} €. Les garanties i sumes assegurades, indicades a la pòlissa d'assegurança de responsabilitat civil, ho seran per sinistre, amb un sublímit mínim per víctima de 150.000 €.</w:t>
       </w:r>
     </w:p>
     <w:p>
       <w:pPr>
-        <w:pStyle w:val="Ttulo2"/>
-      </w:pPr>
-      <w:r>
+        <w:spacing w:after="0"/>
+        <w:outlineLvl w:val="1"/>
+      </w:pPr>
+      <w:r>
+        <w:rPr>
+          <w:u w:val="single"/>
+        </w:rPr>
         <w:t>Assistència sanitària  [ASSIST]</w:t>
       </w:r>
     </w:p>
     <w:p>
+      <w:pPr>
+        <w:spacing w:after="0"/>
+        <w:outlineLvl w:val="2"/>
+      </w:pPr>
+      <w:r>
+        <w:rPr>
+          <w:b/>
+        </w:rPr>
+        <w:t xml:space="preserve">7. </w:t>
+      </w:r>
       <w:r>
         <w:t>Assistència sanitària. Es disposarà dels dispositius d’assistència sanitària que consten en el Pla d’Autoprotecció homologat o, en el seu defecte, els necessaris segons l’Article 48 del DECRET 112/2010. En aquest cas {{ASSISTENCIA}}.</w:t>
       </w:r>
     </w:p>
     <w:p>
       <w:pPr>
-        <w:pStyle w:val="Ttulo2"/>
-      </w:pPr>
-      <w:r>
+        <w:spacing w:after="0"/>
+        <w:outlineLvl w:val="1"/>
+      </w:pPr>
+      <w:r>
+        <w:rPr>
+          <w:u w:val="single"/>
+        </w:rPr>
         <w:t>Controladors d’accés  [CONTROLADORS]</w:t>
       </w:r>
     </w:p>
     <w:p>
+      <w:pPr>
+        <w:spacing w:after="0"/>
+        <w:outlineLvl w:val="2"/>
+      </w:pPr>
+      <w:r>
+        <w:rPr>
+          <w:b/>
+        </w:rPr>
+        <w:t xml:space="preserve">8. </w:t>
+      </w:r>
       <w:r>
         <w:t>Controladors d’accés. Es disposarà d’un mínim de {{CONTROLADORS}} persones de personal de control d’accés. Aquest personal disposarà de l’habilitació per exercir aquestes funcions i estarà identificat portant de manera visible un distintiu amb la llegenda “Personal de control d’accés”.</w:t>
       </w:r>
     </w:p>
     <w:p>
       <w:pPr>
-        <w:pStyle w:val="Ttulo2"/>
-      </w:pPr>
-      <w:r>
+        <w:spacing w:after="0"/>
+        <w:outlineLvl w:val="1"/>
+      </w:pPr>
+      <w:r>
+        <w:rPr>
+          <w:u w:val="single"/>
+        </w:rPr>
         <w:t>Seguretat privada  [VIGILANTS]</w:t>
       </w:r>
     </w:p>
     <w:p>
+      <w:pPr>
+        <w:spacing w:after="0"/>
+        <w:outlineLvl w:val="2"/>
+      </w:pPr>
+      <w:r>
+        <w:rPr>
+          <w:b/>
+        </w:rPr>
+        <w:t xml:space="preserve">9. </w:t>
+      </w:r>
       <w:r>
         <w:t>Seguretat privada. Es disposarà d’un mínim de {{VIGILANTS}} vigilants de seguretat privada.</w:t>
       </w:r>
     </w:p>
     <w:p>
       <w:pPr>
-        <w:pStyle w:val="Ttulo2"/>
-      </w:pPr>
-      <w:r>
+        <w:spacing w:after="0"/>
+        <w:outlineLvl w:val="1"/>
+      </w:pPr>
+      <w:r>
+        <w:rPr>
+          <w:u w:val="single"/>
+        </w:rPr>
         <w:t>Serveis d’higiene  [SERVEIS_HIGIENE]</w:t>
       </w:r>
     </w:p>
     <w:p>
+      <w:pPr>
+        <w:spacing w:after="0"/>
+        <w:outlineLvl w:val="2"/>
+      </w:pPr>
+      <w:r>
+        <w:rPr>
+          <w:b/>
+        </w:rPr>
+        <w:t xml:space="preserve">10. </w:t>
+      </w:r>
       <w:r>
         <w:t>Serveis d’higiene. Es disposarà d’un mínim de {{LAVABOS}} lavabos i {{CABINES}} cabines de vàter.</w:t>
       </w:r>
     </w:p>
     <w:p>
       <w:pPr>
-        <w:pStyle w:val="Ttulo2"/>
-      </w:pPr>
-      <w:r>
+        <w:spacing w:after="0"/>
+        <w:outlineLvl w:val="1"/>
+      </w:pPr>
+      <w:r>
+        <w:rPr>
+          <w:u w:val="single"/>
+        </w:rPr>
         <w:t>Disponibilitat de l’espai  [DISPONIBILITAT_ESPAI]</w:t>
       </w:r>
     </w:p>
     <w:p>
+      <w:pPr>
+        <w:spacing w:after="0"/>
+        <w:outlineLvl w:val="2"/>
+      </w:pPr>
+      <w:r>
+        <w:rPr>
+          <w:b/>
+        </w:rPr>
+        <w:t xml:space="preserve">11. </w:t>
+      </w:r>
       <w:r>
         <w:t>Espai. S’acredita la disponibilitat de l’espai.</w:t>
       </w:r>
     </w:p>
     <w:p>
       <w:pPr>
-        <w:pStyle w:val="Ttulo2"/>
-      </w:pPr>
-      <w:r>
+        <w:spacing w:after="0"/>
+        <w:outlineLvl w:val="1"/>
+      </w:pPr>
+      <w:r>
+        <w:rPr>
+          <w:u w:val="single"/>
+        </w:rPr>
         <w:t>Autorització de senyals lumíniques  [FAV_LASERS]</w:t>
       </w:r>
     </w:p>
     <w:p>
+      <w:pPr>
+        <w:spacing w:after="0"/>
+        <w:outlineLvl w:val="2"/>
+      </w:pPr>
+      <w:r>
+        <w:rPr>
+          <w:b/>
+        </w:rPr>
+        <w:t xml:space="preserve">12. </w:t>
+      </w:r>
       <w:r>
         <w:t xml:space="preserve">Làsers. S’autoritza la utilització de làsers per part del </w:t>
       </w:r>
@@ -234,20 +475,40 @@
     </w:p>
     <w:p>
       <w:pPr>
-        <w:pStyle w:val="Ttulo2"/>
-      </w:pPr>
-      <w:r>
+        <w:spacing w:after="0"/>
+        <w:outlineLvl w:val="1"/>
+      </w:pPr>
+      <w:r>
+        <w:rPr>
+          <w:u w:val="single"/>
+        </w:rPr>
         <w:t>Prohibició de senyals lumíniques  [NO_LASERS]</w:t>
       </w:r>
     </w:p>
     <w:p>
+      <w:pPr>
+        <w:spacing w:after="0"/>
+        <w:outlineLvl w:val="2"/>
+      </w:pPr>
+      <w:r>
+        <w:rPr>
+          <w:b/>
+        </w:rPr>
+        <w:t xml:space="preserve">13. </w:t>
+      </w:r>
       <w:r>
         <w:t>Làsers. Es prohibeix l'emissió de qualsevol senyal lumínica amb punts de llum, punters làser o objectes anàlegs que puguin alterar o destorbar la navegació aèria.</w:t>
       </w:r>
     </w:p>
     <w:p>
       <w:pPr>
-        <w:pStyle w:val="Ttulo1"/>
+        <w:spacing w:after="0"/>
+      </w:pPr>
+    </w:p>
+    <w:p>
+      <w:pPr>
+        <w:spacing w:after="0"/>
+        <w:outlineLvl w:val="0"/>
       </w:pPr>
       <w:r>
         <w:t>ABANS DE L’INICI</w:t>
@@ -255,61 +516,144 @@
     </w:p>
     <w:p>
       <w:pPr>
-        <w:pStyle w:val="Ttulo2"/>
-      </w:pPr>
-      <w:r>
+        <w:spacing w:after="0"/>
+      </w:pPr>
+    </w:p>
+    <w:p>
+      <w:pPr>
+        <w:spacing w:after="0"/>
+        <w:outlineLvl w:val="1"/>
+      </w:pPr>
+      <w:r>
+        <w:rPr>
+          <w:u w:val="single"/>
+        </w:rPr>
         <w:t>Encapçalament  [FAV_ABANS]</w:t>
       </w:r>
     </w:p>
     <w:p>
+      <w:pPr>
+        <w:spacing w:after="0"/>
+        <w:outlineLvl w:val="2"/>
+      </w:pPr>
+      <w:r>
+        <w:rPr>
+          <w:b/>
+        </w:rPr>
+        <w:t xml:space="preserve">1. </w:t>
+      </w:r>
       <w:r>
         <w:t>ABANS DE L’INICI DE L’ACTIVITAT EXTRAORDINÀRIA:</w:t>
       </w:r>
     </w:p>
     <w:p>
       <w:pPr>
-        <w:pStyle w:val="Ttulo2"/>
-      </w:pPr>
-      <w:r>
+        <w:spacing w:after="0"/>
+        <w:outlineLvl w:val="1"/>
+      </w:pPr>
+      <w:r>
+        <w:rPr>
+          <w:u w:val="single"/>
+        </w:rPr>
         <w:t>Certificats a presentar  [FAV_CERTIFICATS]</w:t>
       </w:r>
     </w:p>
     <w:p>
+      <w:pPr>
+        <w:spacing w:after="0"/>
+        <w:outlineLvl w:val="2"/>
+      </w:pPr>
+      <w:r>
+        <w:rPr>
+          <w:b/>
+        </w:rPr>
+        <w:t xml:space="preserve">2. </w:t>
+      </w:r>
       <w:r>
         <w:t>S’haurà de presentar un Certificat d'instal·lació elèctrica i de muntatge signat electrònicament per un tècnic competent o una entitat col·laboradora de l’Administració, en el que es faci constar que el conjunt de les instal·lacions no permanents desmuntables funcionen correctament i complint amb la normativa vigent, d’acord amb l’article 39 del Decret 112/2010, de 31 d’agost, pel qual s’aprova el Reglament d’Espectacles Públics i Activitats Recreatives.</w:t>
       </w:r>
     </w:p>
     <w:p>
+      <w:pPr>
+        <w:spacing w:after="0"/>
+        <w:outlineLvl w:val="2"/>
+      </w:pPr>
+      <w:r>
+        <w:rPr>
+          <w:b/>
+        </w:rPr>
+        <w:t xml:space="preserve">3. </w:t>
+      </w:r>
       <w:r>
         <w:t>S’haurà de presentar un Control inicial favorable signat electrònicament per un tècnic competent, en el que es faci constar que la documentació tècnica presentada és suficient i correcta, de la mateixa manera que les característiques de l’activitat són les adients, també d’acord amb l’article 39 del Decret 112/2010, de 31 d’agost, pel qual s’aprova el Reglament d’Espectacles Públics i Activitats Recreatives.</w:t>
       </w:r>
     </w:p>
     <w:p>
+      <w:pPr>
+        <w:spacing w:after="0"/>
+        <w:outlineLvl w:val="2"/>
+      </w:pPr>
+      <w:r>
+        <w:rPr>
+          <w:b/>
+        </w:rPr>
+        <w:t xml:space="preserve">4. </w:t>
+      </w:r>
       <w:r>
         <w:t>S’haurà de presentar els Certificats de reacció al foc dels elements decoratius instal·lats que no pertanyen a la pròpia llicència de l’establiment, en compliment amb el CTE DB SI 1 Apartat 4 Reacció al foc dels elements constructius, decoratius i de mobiliari.</w:t>
       </w:r>
     </w:p>
     <w:p>
       <w:pPr>
-        <w:pStyle w:val="Ttulo2"/>
-      </w:pPr>
-      <w:r>
+        <w:spacing w:after="0"/>
+        <w:outlineLvl w:val="1"/>
+      </w:pPr>
+      <w:r>
+        <w:rPr>
+          <w:u w:val="single"/>
+        </w:rPr>
         <w:t>Instal·lacions i extintors  [FAV_FINALITZACIO]</w:t>
       </w:r>
     </w:p>
     <w:p>
+      <w:pPr>
+        <w:spacing w:after="0"/>
+        <w:outlineLvl w:val="2"/>
+      </w:pPr>
+      <w:r>
+        <w:rPr>
+          <w:b/>
+        </w:rPr>
+        <w:t xml:space="preserve">5. </w:t>
+      </w:r>
       <w:r>
         <w:t>Les instal·lacions de l’establiment disposaran de les pertinents inspeccions i revisions periòdiques.</w:t>
       </w:r>
     </w:p>
     <w:p>
+      <w:pPr>
+        <w:spacing w:after="0"/>
+        <w:outlineLvl w:val="2"/>
+      </w:pPr>
+      <w:r>
+        <w:rPr>
+          <w:b/>
+        </w:rPr>
+        <w:t xml:space="preserve">6. </w:t>
+      </w:r>
       <w:r>
         <w:t>Es disposarà dels extintors necessaris a les zones on es puguin ubicar instal·lacions com l’escenari, equips de so, casetes de venta entrades, etc.</w:t>
       </w:r>
     </w:p>
     <w:p>
       <w:pPr>
-        <w:pStyle w:val="Ttulo1"/>
+        <w:spacing w:after="0"/>
+      </w:pPr>
+    </w:p>
+    <w:p>
+      <w:pPr>
+        <w:spacing w:after="0"/>
+        <w:outlineLvl w:val="0"/>
       </w:pPr>
       <w:r>
         <w:t>RÈTOLS INFORMATIUS</w:t>
@@ -317,111 +661,234 @@
     </w:p>
     <w:p>
       <w:pPr>
-        <w:pStyle w:val="Ttulo2"/>
-      </w:pPr>
-      <w:r>
+        <w:spacing w:after="0"/>
+      </w:pPr>
+    </w:p>
+    <w:p>
+      <w:pPr>
+        <w:spacing w:after="0"/>
+        <w:outlineLvl w:val="1"/>
+      </w:pPr>
+      <w:r>
+        <w:rPr>
+          <w:u w:val="single"/>
+        </w:rPr>
         <w:t>Rètol de la secció  [FAV_RETOLS_HDR]</w:t>
       </w:r>
     </w:p>
     <w:p>
+      <w:pPr>
+        <w:spacing w:after="0"/>
+        <w:outlineLvl w:val="2"/>
+      </w:pPr>
+      <w:r>
+        <w:rPr>
+          <w:b/>
+        </w:rPr>
+        <w:t xml:space="preserve">1. </w:t>
+      </w:r>
       <w:r>
         <w:t>RÈTOLS INFORMATIUS</w:t>
       </w:r>
     </w:p>
     <w:p>
       <w:pPr>
-        <w:pStyle w:val="Ttulo2"/>
-      </w:pPr>
-      <w:r>
+        <w:spacing w:after="0"/>
+        <w:outlineLvl w:val="1"/>
+      </w:pPr>
+      <w:r>
+        <w:rPr>
+          <w:u w:val="single"/>
+        </w:rPr>
         <w:t>Rètols  [FAV_RETOLS_INTRO]</w:t>
       </w:r>
     </w:p>
     <w:p>
+      <w:pPr>
+        <w:spacing w:after="0"/>
+        <w:outlineLvl w:val="2"/>
+      </w:pPr>
+      <w:r>
+        <w:rPr>
+          <w:b/>
+        </w:rPr>
+        <w:t xml:space="preserve">2. </w:t>
+      </w:r>
       <w:r>
         <w:t>L’activitat haurà de disposar dels rètols informatius següents:</w:t>
       </w:r>
     </w:p>
     <w:p>
       <w:pPr>
-        <w:pStyle w:val="Ttulo2"/>
-      </w:pPr>
-      <w:r>
+        <w:spacing w:after="0"/>
+        <w:outlineLvl w:val="1"/>
+      </w:pPr>
+      <w:r>
+        <w:rPr>
+          <w:u w:val="single"/>
+        </w:rPr>
         <w:t>Identificació  [FAV_RETOL_ID]</w:t>
       </w:r>
     </w:p>
     <w:p>
+      <w:pPr>
+        <w:spacing w:after="0"/>
+        <w:outlineLvl w:val="2"/>
+      </w:pPr>
+      <w:r>
+        <w:rPr>
+          <w:b/>
+        </w:rPr>
+        <w:t xml:space="preserve">3. </w:t>
+      </w:r>
       <w:r>
         <w:t>D’identificació i informació.</w:t>
       </w:r>
     </w:p>
     <w:p>
       <w:pPr>
-        <w:pStyle w:val="Ttulo2"/>
-      </w:pPr>
-      <w:r>
+        <w:spacing w:after="0"/>
+        <w:outlineLvl w:val="1"/>
+      </w:pPr>
+      <w:r>
+        <w:rPr>
+          <w:u w:val="single"/>
+        </w:rPr>
         <w:t>Fulls de reclamació  [FAV_RETOL_RECLAMACIO]</w:t>
       </w:r>
     </w:p>
     <w:p>
+      <w:pPr>
+        <w:spacing w:after="0"/>
+        <w:outlineLvl w:val="2"/>
+      </w:pPr>
+      <w:r>
+        <w:rPr>
+          <w:b/>
+        </w:rPr>
+        <w:t xml:space="preserve">4. </w:t>
+      </w:r>
       <w:r>
         <w:t>Disposar dels fulls oficials de queixa, reclamació o denúncia.</w:t>
       </w:r>
     </w:p>
     <w:p>
       <w:pPr>
-        <w:pStyle w:val="Ttulo2"/>
-      </w:pPr>
-      <w:r>
+        <w:spacing w:after="0"/>
+        <w:outlineLvl w:val="1"/>
+      </w:pPr>
+      <w:r>
+        <w:rPr>
+          <w:u w:val="single"/>
+        </w:rPr>
         <w:t>Nivells sonors  [FAV_RETOL_SO]</w:t>
       </w:r>
     </w:p>
     <w:p>
+      <w:pPr>
+        <w:spacing w:after="0"/>
+        <w:outlineLvl w:val="2"/>
+      </w:pPr>
+      <w:r>
+        <w:rPr>
+          <w:b/>
+        </w:rPr>
+        <w:t xml:space="preserve">5. </w:t>
+      </w:r>
       <w:r>
         <w:t>Nivells sonors que poden lesionar seriosament l’oïda (&gt;90 dB(A)).</w:t>
       </w:r>
     </w:p>
     <w:p>
       <w:pPr>
-        <w:pStyle w:val="Ttulo2"/>
-      </w:pPr>
-      <w:r>
+        <w:spacing w:after="0"/>
+        <w:outlineLvl w:val="1"/>
+      </w:pPr>
+      <w:r>
+        <w:rPr>
+          <w:u w:val="single"/>
+        </w:rPr>
         <w:t>Admissió  [FAV_RETOL_ADMISSIO]</w:t>
       </w:r>
     </w:p>
     <w:p>
+      <w:pPr>
+        <w:spacing w:after="0"/>
+        <w:outlineLvl w:val="2"/>
+      </w:pPr>
+      <w:r>
+        <w:rPr>
+          <w:b/>
+        </w:rPr>
+        <w:t xml:space="preserve">6. </w:t>
+      </w:r>
       <w:r>
         <w:t>Dret d’admissió (si escau).</w:t>
       </w:r>
     </w:p>
     <w:p>
       <w:pPr>
-        <w:pStyle w:val="Ttulo2"/>
-      </w:pPr>
-      <w:r>
+        <w:spacing w:after="0"/>
+        <w:outlineLvl w:val="1"/>
+      </w:pPr>
+      <w:r>
+        <w:rPr>
+          <w:u w:val="single"/>
+        </w:rPr>
         <w:t>Nota admissió  [FAV_RETOL_ADMISSIO_NOTA]</w:t>
       </w:r>
     </w:p>
     <w:p>
+      <w:pPr>
+        <w:spacing w:after="0"/>
+        <w:outlineLvl w:val="2"/>
+      </w:pPr>
+      <w:r>
+        <w:rPr>
+          <w:b/>
+        </w:rPr>
+        <w:t xml:space="preserve">7. </w:t>
+      </w:r>
       <w:r>
         <w:t>Si l'organitzador de l'activitat vol determinar condicions d'accés, haurà de comunicar l'exercici del dret d'admissió, si s'escau, a la Generalitat, mitjançant el tràmit electrònic corresponent, per tal que el servei territorial corresponent validi aquestes condicions.</w:t>
       </w:r>
     </w:p>
     <w:p>
       <w:pPr>
-        <w:pStyle w:val="Ttulo2"/>
-      </w:pPr>
-      <w:r>
+        <w:spacing w:after="0"/>
+        <w:outlineLvl w:val="1"/>
+      </w:pPr>
+      <w:r>
+        <w:rPr>
+          <w:u w:val="single"/>
+        </w:rPr>
         <w:t>Alcohol menors  [FAV_RETOL_ALCOHOL]</w:t>
       </w:r>
     </w:p>
     <w:p>
+      <w:pPr>
+        <w:spacing w:after="0"/>
+        <w:outlineLvl w:val="2"/>
+      </w:pPr>
+      <w:r>
+        <w:rPr>
+          <w:b/>
+        </w:rPr>
+        <w:t xml:space="preserve">8. </w:t>
+      </w:r>
       <w:r>
         <w:t>Prohibició de venda i subministrament d’alcohol a menors d’edat.</w:t>
       </w:r>
     </w:p>
     <w:p>
       <w:pPr>
-        <w:pStyle w:val="Ttulo1"/>
+        <w:spacing w:after="0"/>
+      </w:pPr>
+    </w:p>
+    <w:p>
+      <w:pPr>
+        <w:spacing w:after="0"/>
+        <w:outlineLvl w:val="0"/>
       </w:pPr>
       <w:r>
         <w:t>CONDICIONS DE LA LLICÈNCIA</w:t>
@@ -429,20 +896,45 @@
     </w:p>
     <w:p>
       <w:pPr>
-        <w:pStyle w:val="Ttulo2"/>
-      </w:pPr>
-      <w:r>
+        <w:spacing w:after="0"/>
+      </w:pPr>
+    </w:p>
+    <w:p>
+      <w:pPr>
+        <w:spacing w:after="0"/>
+        <w:outlineLvl w:val="1"/>
+      </w:pPr>
+      <w:r>
+        <w:rPr>
+          <w:u w:val="single"/>
+        </w:rPr>
         <w:t>Condicionants  [FAV_CONDICIONANTS]</w:t>
       </w:r>
     </w:p>
     <w:p>
+      <w:pPr>
+        <w:spacing w:after="0"/>
+        <w:outlineLvl w:val="2"/>
+      </w:pPr>
+      <w:r>
+        <w:rPr>
+          <w:b/>
+        </w:rPr>
+        <w:t xml:space="preserve">1. </w:t>
+      </w:r>
       <w:r>
         <w:t>CONDICIONANTS LLICÈNCIA</w:t>
       </w:r>
     </w:p>
     <w:p>
       <w:pPr>
-        <w:pStyle w:val="Ttulo1"/>
+        <w:spacing w:after="0"/>
+      </w:pPr>
+    </w:p>
+    <w:p>
+      <w:pPr>
+        <w:spacing w:after="0"/>
+        <w:outlineLvl w:val="0"/>
       </w:pPr>
       <w:r>
         <w:t>CONCLUSIONS</w:t>
@@ -450,58 +942,120 @@
     </w:p>
     <w:p>
       <w:pPr>
-        <w:pStyle w:val="Ttulo2"/>
-      </w:pPr>
-      <w:r>
+        <w:spacing w:after="0"/>
+      </w:pPr>
+    </w:p>
+    <w:p>
+      <w:pPr>
+        <w:spacing w:after="0"/>
+        <w:outlineLvl w:val="1"/>
+      </w:pPr>
+      <w:r>
+        <w:rPr>
+          <w:u w:val="single"/>
+        </w:rPr>
         <w:t>Capçalera conclusions  [FAV_CONCLUSIONS]</w:t>
       </w:r>
     </w:p>
     <w:p>
+      <w:pPr>
+        <w:spacing w:after="0"/>
+        <w:outlineLvl w:val="2"/>
+      </w:pPr>
+      <w:r>
+        <w:rPr>
+          <w:b/>
+        </w:rPr>
+        <w:t xml:space="preserve">1. </w:t>
+      </w:r>
       <w:r>
         <w:t>CONCLUSIONS</w:t>
       </w:r>
     </w:p>
     <w:p>
       <w:pPr>
-        <w:pStyle w:val="Ttulo2"/>
-      </w:pPr>
-      <w:r>
+        <w:spacing w:after="0"/>
+        <w:outlineLvl w:val="1"/>
+      </w:pPr>
+      <w:r>
+        <w:rPr>
+          <w:u w:val="single"/>
+        </w:rPr>
         <w:t>Responsabilitat del titular  [FAV_TITULAR]</w:t>
       </w:r>
     </w:p>
     <w:p>
+      <w:pPr>
+        <w:spacing w:after="0"/>
+        <w:outlineLvl w:val="2"/>
+      </w:pPr>
+      <w:r>
+        <w:rPr>
+          <w:b/>
+        </w:rPr>
+        <w:t xml:space="preserve">2. </w:t>
+      </w:r>
       <w:r>
         <w:t>El titular és responsable d’executar i mantenir les mesures de seguretat indicades en la memòria, en el Pla d’Autoprotecció i les previstes en la documentació tècnica, establertes per la reglamentació d’aplicació segons escaigui, i de donar compliment als límits acústics exteriors establerts per l’Ajuntament de Cornellà de Llobregat.</w:t>
       </w:r>
     </w:p>
     <w:p>
       <w:pPr>
-        <w:pStyle w:val="Ttulo2"/>
-      </w:pPr>
-      <w:r>
+        <w:spacing w:after="0"/>
+        <w:outlineLvl w:val="1"/>
+      </w:pPr>
+      <w:r>
+        <w:rPr>
+          <w:u w:val="single"/>
+        </w:rPr>
         <w:t>Tancament  [FAV_CLOSING]</w:t>
       </w:r>
     </w:p>
     <w:p>
+      <w:pPr>
+        <w:spacing w:after="0"/>
+        <w:outlineLvl w:val="2"/>
+      </w:pPr>
+      <w:r>
+        <w:rPr>
+          <w:b/>
+        </w:rPr>
+        <w:t xml:space="preserve">3. </w:t>
+      </w:r>
       <w:r>
         <w:t>Ho poso al seu coneixement als efectes oportuns,</w:t>
       </w:r>
     </w:p>
     <w:p>
+      <w:pPr>
+        <w:spacing w:after="0"/>
+        <w:outlineLvl w:val="2"/>
+      </w:pPr>
+      <w:r>
+        <w:rPr>
+          <w:b/>
+        </w:rPr>
+        <w:t xml:space="preserve">4. </w:t>
+      </w:r>
       <w:r>
         <w:t>Cornellà de Llobregat,</w:t>
       </w:r>
     </w:p>
-    <w:p/>
-    <w:p>
+    <w:p>
+      <w:pPr>
+        <w:spacing w:after="0"/>
+      </w:pPr>
+    </w:p>
+    <w:p>
+      <w:pPr>
+        <w:spacing w:after="0"/>
+      </w:pPr>
       <w:r>
         <w:rPr>
           <w:i/>
         </w:rPr>
-        <w:t>Vista generada automàticament des de ACT_EXTR_FAV.json el 28/07/2026 14:49. No l'editis: els canvis es fan des de l'editor de catàlegs del programa.</w:t>
-      </w:r>
-    </w:p>
-    <w:p>
+        <w:t>Vista generada automàticament des de ACT_EXTR_FAV.json el 28/07/2026 15:04. No l'editis: els canvis es fan des de l'editor de catàlegs del programa.</w:t>
+      </w:r>
       <w:bookmarkStart w:id="0" w:name="_GoBack"/>
       <w:bookmarkEnd w:id="0"/>
     </w:p>
@@ -912,49 +1466,6 @@
       <w:lang w:val="ca-ES"/>
     </w:rPr>
   </w:style>
-  <w:style w:type="paragraph" w:styleId="Ttulo1">
-    <w:name w:val="heading 1"/>
-    <w:basedOn w:val="Normal"/>
-    <w:next w:val="Normal"/>
-    <w:link w:val="Ttulo1Car"/>
-    <w:uiPriority w:val="9"/>
-    <w:qFormat/>
-    <w:rsid w:val="00B403A0"/>
-    <w:pPr>
-      <w:keepNext/>
-      <w:keepLines/>
-      <w:spacing w:before="240" w:after="0"/>
-      <w:outlineLvl w:val="0"/>
-    </w:pPr>
-    <w:rPr>
-      <w:rFonts w:asciiTheme="majorHAnsi" w:eastAsiaTheme="majorEastAsia" w:hAnsiTheme="majorHAnsi" w:cstheme="majorBidi"/>
-      <w:color w:val="2E74B5" w:themeColor="accent1" w:themeShade="BF"/>
-      <w:sz w:val="32"/>
-      <w:szCs w:val="32"/>
-    </w:rPr>
-  </w:style>
-  <w:style w:type="paragraph" w:styleId="Ttulo2">
-    <w:name w:val="heading 2"/>
-    <w:basedOn w:val="Normal"/>
-    <w:next w:val="Normal"/>
-    <w:link w:val="Ttulo2Car"/>
-    <w:uiPriority w:val="9"/>
-    <w:unhideWhenUsed/>
-    <w:qFormat/>
-    <w:rsid w:val="00B403A0"/>
-    <w:pPr>
-      <w:keepNext/>
-      <w:keepLines/>
-      <w:spacing w:before="40" w:after="0"/>
-      <w:outlineLvl w:val="1"/>
-    </w:pPr>
-    <w:rPr>
-      <w:rFonts w:asciiTheme="majorHAnsi" w:eastAsiaTheme="majorEastAsia" w:hAnsiTheme="majorHAnsi" w:cstheme="majorBidi"/>
-      <w:color w:val="2E74B5" w:themeColor="accent1" w:themeShade="BF"/>
-      <w:sz w:val="26"/>
-      <w:szCs w:val="26"/>
-    </w:rPr>
-  </w:style>
   <w:style w:type="character" w:default="1" w:styleId="Fuentedeprrafopredeter">
     <w:name w:val="Default Paragraph Font"/>
     <w:uiPriority w:val="1"/>
@@ -981,34 +1492,6 @@
     <w:uiPriority w:val="99"/>
     <w:semiHidden/>
     <w:unhideWhenUsed/>
-  </w:style>
-  <w:style w:type="character" w:customStyle="1" w:styleId="Ttulo1Car">
-    <w:name w:val="Título 1 Car"/>
-    <w:basedOn w:val="Fuentedeprrafopredeter"/>
-    <w:link w:val="Ttulo1"/>
-    <w:uiPriority w:val="9"/>
-    <w:rsid w:val="00B403A0"/>
-    <w:rPr>
-      <w:rFonts w:asciiTheme="majorHAnsi" w:eastAsiaTheme="majorEastAsia" w:hAnsiTheme="majorHAnsi" w:cstheme="majorBidi"/>
-      <w:color w:val="2E74B5" w:themeColor="accent1" w:themeShade="BF"/>
-      <w:sz w:val="32"/>
-      <w:szCs w:val="32"/>
-      <w:lang w:val="ca-ES"/>
-    </w:rPr>
-  </w:style>
-  <w:style w:type="character" w:customStyle="1" w:styleId="Ttulo2Car">
-    <w:name w:val="Título 2 Car"/>
-    <w:basedOn w:val="Fuentedeprrafopredeter"/>
-    <w:link w:val="Ttulo2"/>
-    <w:uiPriority w:val="9"/>
-    <w:rsid w:val="00B403A0"/>
-    <w:rPr>
-      <w:rFonts w:asciiTheme="majorHAnsi" w:eastAsiaTheme="majorEastAsia" w:hAnsiTheme="majorHAnsi" w:cstheme="majorBidi"/>
-      <w:color w:val="2E74B5" w:themeColor="accent1" w:themeShade="BF"/>
-      <w:sz w:val="26"/>
-      <w:szCs w:val="26"/>
-      <w:lang w:val="ca-ES"/>
-    </w:rPr>
   </w:style>
 </w:styles>
 </file>

--- a/ESTRUCTURALS/ACT_EXTR_FAV.docx
+++ b/ESTRUCTURALS/ACT_EXTR_FAV.docx
@@ -1054,7 +1054,7 @@
         <w:rPr>
           <w:i/>
         </w:rPr>
-        <w:t>Vista generada automàticament des de ACT_EXTR_FAV.json el 28/07/2026 15:04. No l'editis: els canvis es fan des de l'editor de catàlegs del programa.</w:t>
+        <w:t>Vista generada automàticament des de ACT_EXTR_FAV.json el 28/07/2026 15:07. No l'editis: els canvis es fan des de l'editor de catàlegs del programa.</w:t>
       </w:r>
       <w:bookmarkStart w:id="0" w:name="_GoBack"/>
       <w:bookmarkEnd w:id="0"/>

--- a/ESTRUCTURALS/ACT_EXTR_FAV.docx
+++ b/ESTRUCTURALS/ACT_EXTR_FAV.docx
@@ -312,11 +312,7 @@
         <w:t xml:space="preserve">8. </w:t>
       </w:r>
       <w:r>
-        <w:t xml:space="preserve">Controladors d’accés. Es disposarà d’un mínim de {{CONTROLADORS}} persones de personal de control d’accés. Aquest personal disposarà de l’habilitació per exercir </w:t>
-      </w:r>
-      <w:r>
-        <w:lastRenderedPageBreak/>
-        <w:t>aquestes funcions i estarà identificat portant de manera visible un distintiu amb la llegenda “Personal de control d’accés”.</w:t>
+        <w:t>Controladors d’accés. Es disposarà d’un mínim de {{CONTROLADORS}} persones de personal de control d’accés. Aquest personal disposarà de l’habilitació per exercir aquestes funcions i estarà identificat portant de manera visible un distintiu amb la llegenda “Personal de control d’accés”.</w:t>
       </w:r>
     </w:p>
     <w:p>
@@ -930,7 +926,7 @@
         <w:rPr>
           <w:i/>
         </w:rPr>
-        <w:t>Vista generada automàticament des de ACT_EXTR_FAV.json el 28/07/2026 15:17. No l'editis: els canvis es fan des de l'editor de catàlegs del programa.</w:t>
+        <w:t>Vista generada automàticament des de ACT_EXTR_FAV.json el 29/07/2026 10:21. No l'editis: els canvis es fan des de l'editor de catàlegs del programa.</w:t>
       </w:r>
       <w:bookmarkStart w:id="0" w:name="_GoBack"/>
       <w:bookmarkEnd w:id="0"/>

--- a/ESTRUCTURALS/ACT_EXTR_FAV.docx
+++ b/ESTRUCTURALS/ACT_EXTR_FAV.docx
@@ -926,7 +926,7 @@
         <w:rPr>
           <w:i/>
         </w:rPr>
-        <w:t>Vista generada automàticament des de ACT_EXTR_FAV.json el 29/07/2026 10:21. No l'editis: els canvis es fan des de l'editor de catàlegs del programa.</w:t>
+        <w:t>Vista generada automàticament des de ACT_EXTR_FAV.json el 29/07/2026 11:08. No l'editis: els canvis es fan des de l'editor de catàlegs del programa.</w:t>
       </w:r>
       <w:bookmarkStart w:id="0" w:name="_GoBack"/>
       <w:bookmarkEnd w:id="0"/>
